--- a/Books/Stories/ThePrincessAndStellarWarrior/Notes_ThePrincessAndTheStellarWarrior.docx
+++ b/Books/Stories/ThePrincessAndStellarWarrior/Notes_ThePrincessAndTheStellarWarrior.docx
@@ -44,6 +44,18 @@
       </w:r>
       <w:r>
         <w:t>1024</w:t>
+      </w:r>
+    </w:p>
+    <w:p>
+      <w:pPr>
+        <w:pStyle w:val="ListParagraph"/>
+        <w:numPr>
+          <w:ilvl w:val="0"/>
+          <w:numId w:val="2"/>
+        </w:numPr>
+      </w:pPr>
+      <w:r>
+        <w:t>Standard Gravity: 0.67 G</w:t>
       </w:r>
     </w:p>
     <w:p>
@@ -150,6 +162,61 @@
         <w:t>15</w:t>
       </w:r>
     </w:p>
+    <w:p>
+      <w:pPr>
+        <w:jc w:val="center"/>
+      </w:pPr>
+      <w:r>
+        <w:rPr>
+          <w:noProof/>
+        </w:rPr>
+        <w:drawing>
+          <wp:inline distT="0" distB="0" distL="0" distR="0">
+            <wp:extent cx="292972" cy="113169"/>
+            <wp:effectExtent l="19050" t="0" r="0" b="0"/>
+            <wp:docPr id="1" name="Picture 3" descr="C:\Users\Burgess\AppData\Local\Microsoft\Windows\Temporary Internet Files\Content.IE5\0LM9LILP\MC900065312[1].wmf"/>
+            <wp:cNvGraphicFramePr>
+              <a:graphicFrameLocks xmlns:a="http://schemas.openxmlformats.org/drawingml/2006/main" noChangeAspect="1"/>
+            </wp:cNvGraphicFramePr>
+            <a:graphic xmlns:a="http://schemas.openxmlformats.org/drawingml/2006/main">
+              <a:graphicData uri="http://schemas.openxmlformats.org/drawingml/2006/picture">
+                <pic:pic xmlns:pic="http://schemas.openxmlformats.org/drawingml/2006/picture">
+                  <pic:nvPicPr>
+                    <pic:cNvPr id="0" name="Picture 3" descr="C:\Users\Burgess\AppData\Local\Microsoft\Windows\Temporary Internet Files\Content.IE5\0LM9LILP\MC900065312[1].wmf"/>
+                    <pic:cNvPicPr>
+                      <a:picLocks noChangeAspect="1" noChangeArrowheads="1"/>
+                    </pic:cNvPicPr>
+                  </pic:nvPicPr>
+                  <pic:blipFill>
+                    <a:blip r:embed="rId8" cstate="print"/>
+                    <a:srcRect/>
+                    <a:stretch>
+                      <a:fillRect/>
+                    </a:stretch>
+                  </pic:blipFill>
+                  <pic:spPr bwMode="auto">
+                    <a:xfrm>
+                      <a:off x="0" y="0"/>
+                      <a:ext cx="294457" cy="113743"/>
+                    </a:xfrm>
+                    <a:prstGeom prst="rect">
+                      <a:avLst/>
+                    </a:prstGeom>
+                    <a:noFill/>
+                    <a:ln w="9525">
+                      <a:noFill/>
+                      <a:miter lim="800000"/>
+                      <a:headEnd/>
+                      <a:tailEnd/>
+                    </a:ln>
+                  </pic:spPr>
+                </pic:pic>
+              </a:graphicData>
+            </a:graphic>
+          </wp:inline>
+        </w:drawing>
+      </w:r>
+    </w:p>
     <w:p/>
     <w:p/>
     <w:p/>
@@ -173,7 +240,6 @@
           </w:tcPr>
           <w:p>
             <w:r>
-              <w:lastRenderedPageBreak/>
               <w:t>1</w:t>
             </w:r>
           </w:p>
@@ -657,7 +723,7 @@
       <w:r>
         <w:t xml:space="preserve"> </w:t>
       </w:r>
-      <w:hyperlink r:id="rId8" w:history="1">
+      <w:hyperlink r:id="rId9" w:history="1">
         <w:r>
           <w:rPr>
             <w:rStyle w:val="Hyperlink"/>
@@ -723,6 +789,7 @@
     </w:p>
     <w:p>
       <w:r>
+        <w:lastRenderedPageBreak/>
         <w:t>“Sorry I got sidetracked.</w:t>
       </w:r>
     </w:p>
@@ -929,13 +996,8 @@
               </w:tabs>
             </w:pPr>
             <w:r>
-              <w:t xml:space="preserve">Lex </w:t>
-            </w:r>
-            <w:proofErr w:type="spellStart"/>
-            <w:r>
-              <w:t>Luthor</w:t>
-            </w:r>
-            <w:proofErr w:type="spellEnd"/>
+              <w:t>Lex Luthor</w:t>
+            </w:r>
             <w:r>
               <w:tab/>
             </w:r>
@@ -1482,6 +1544,7 @@
           </w:tcPr>
           <w:p>
             <w:r>
+              <w:lastRenderedPageBreak/>
               <w:t>12</w:t>
             </w:r>
           </w:p>
@@ -1852,13 +1915,8 @@
             <w:r>
               <w:t>General (</w:t>
             </w:r>
-            <w:proofErr w:type="spellStart"/>
-            <w:r>
-              <w:t>Lando</w:t>
-            </w:r>
-            <w:proofErr w:type="spellEnd"/>
-            <w:r>
-              <w:t xml:space="preserve"> </w:t>
+            <w:r>
+              <w:t xml:space="preserve">Lando </w:t>
             </w:r>
             <w:proofErr w:type="spellStart"/>
             <w:r>
@@ -3550,6 +3608,7 @@
           <w:p/>
           <w:p>
             <w:r>
+              <w:lastRenderedPageBreak/>
               <w:t>T</w:t>
             </w:r>
             <w:r>
@@ -4922,6 +4981,7 @@
           </w:tcPr>
           <w:p>
             <w:r>
+              <w:lastRenderedPageBreak/>
               <w:t>10</w:t>
             </w:r>
           </w:p>
@@ -5113,11 +5173,9 @@
             <w:tcW w:w="3469" w:type="dxa"/>
           </w:tcPr>
           <w:p>
-            <w:proofErr w:type="spellStart"/>
             <w:r>
               <w:t>menaphine</w:t>
             </w:r>
-            <w:proofErr w:type="spellEnd"/>
           </w:p>
         </w:tc>
         <w:tc>
@@ -5834,7 +5892,7 @@
                     </pic:cNvPicPr>
                   </pic:nvPicPr>
                   <pic:blipFill>
-                    <a:blip r:embed="rId9" cstate="print"/>
+                    <a:blip r:embed="rId8" cstate="print"/>
                     <a:srcRect/>
                     <a:stretch>
                       <a:fillRect/>
@@ -5867,6 +5925,7 @@
     <w:p/>
     <w:p>
       <w:r>
+        <w:lastRenderedPageBreak/>
         <w:t>“I’m sorry but that’s classified,” Edward said. “All I can say is that we have twelve people in training for that super-elite force. The US has one, China has five, Germany has one, Russia has two, India has on</w:t>
       </w:r>
       <w:r>
@@ -7252,7 +7311,7 @@
 </file>
 
 <file path=customXml/itemProps1.xml><?xml version="1.0" encoding="utf-8"?>
-<ds:datastoreItem xmlns:ds="http://schemas.openxmlformats.org/officeDocument/2006/customXml" ds:itemID="{92FD7B68-193A-48D2-90E3-F455696313CC}">
+<ds:datastoreItem xmlns:ds="http://schemas.openxmlformats.org/officeDocument/2006/customXml" ds:itemID="{DE7D05EB-25F7-42B3-B9C1-55B2E05A6A98}">
   <ds:schemaRefs>
     <ds:schemaRef ds:uri="http://schemas.openxmlformats.org/officeDocument/2006/bibliography"/>
   </ds:schemaRefs>

--- a/Books/Stories/ThePrincessAndStellarWarrior/Notes_ThePrincessAndTheStellarWarrior.docx
+++ b/Books/Stories/ThePrincessAndStellarWarrior/Notes_ThePrincessAndTheStellarWarrior.docx
@@ -706,9 +706,6 @@
       <w:r>
         <w:t>Saturday, January 6, 2030</w:t>
       </w:r>
-      <w:r>
-        <w:t xml:space="preserve"> </w:t>
-      </w:r>
     </w:p>
     <w:p>
       <w:r>
@@ -1915,8 +1912,13 @@
             <w:r>
               <w:t>General (</w:t>
             </w:r>
-            <w:r>
-              <w:t xml:space="preserve">Lando </w:t>
+            <w:proofErr w:type="spellStart"/>
+            <w:r>
+              <w:t>Lando</w:t>
+            </w:r>
+            <w:proofErr w:type="spellEnd"/>
+            <w:r>
+              <w:t xml:space="preserve"> </w:t>
             </w:r>
             <w:proofErr w:type="spellStart"/>
             <w:r>
@@ -7311,7 +7313,7 @@
 </file>
 
 <file path=customXml/itemProps1.xml><?xml version="1.0" encoding="utf-8"?>
-<ds:datastoreItem xmlns:ds="http://schemas.openxmlformats.org/officeDocument/2006/customXml" ds:itemID="{DE7D05EB-25F7-42B3-B9C1-55B2E05A6A98}">
+<ds:datastoreItem xmlns:ds="http://schemas.openxmlformats.org/officeDocument/2006/customXml" ds:itemID="{0896FF7F-7237-4908-8999-236A09DEB0A7}">
   <ds:schemaRefs>
     <ds:schemaRef ds:uri="http://schemas.openxmlformats.org/officeDocument/2006/bibliography"/>
   </ds:schemaRefs>
